--- a/test-corpus/word-verification/medium-realistic.docx
+++ b/test-corpus/word-verification/medium-realistic.docx
@@ -35,8 +35,8 @@
                     <wps:cNvSpPr/>
                     <wps:spPr>
                       <a:xfrm>
-                        <a:off x="84573" y="0"/>
-                        <a:ext cx="702895" cy="352387"/>
+                        <a:off x="1226259" y="0"/>
+                        <a:ext cx="519978" cy="260684"/>
                       </a:xfrm>
                       <a:prstGeom prst="roundRect">
                         <a:avLst/>
@@ -44,7 +44,7 @@
                       <a:solidFill>
                         <a:srgbClr val="C6E0B4"/>
                       </a:solidFill>
-                      <a:ln w="6265" cap="flat" cmpd="sng" algn="ctr">
+                      <a:ln w="4634" cap="flat" cmpd="sng" algn="ctr">
                         <a:solidFill>
                           <a:srgbClr val="2F5496"/>
                         </a:solidFill>
@@ -77,14 +77,14 @@
                           <w:r>
                             <w:rPr>
                               <w:color w:val="000000"/>
-                              <w:sz w:val="12"/>
+                              <w:sz w:val="9"/>
                             </w:rPr>
                             <w:t xml:space="preserve">Demarrer</w:t>
                           </w:r>
                         </w:p>
                       </w:txbxContent>
                     </wps:txbx>
-                    <wps:bodyPr rot="0" spcFirstLastPara="0" vertOverflow="overflow" horzOverflow="overflow" vert="horz" wrap="square" lIns="45106" tIns="22553" rIns="45106" bIns="22553" numCol="1" spcCol="0" rtlCol="0" fromWordArt="0" anchor="ctr" anchorCtr="0" forceAA="0" compatLnSpc="1">
+                    <wps:bodyPr rot="0" spcFirstLastPara="0" vertOverflow="overflow" horzOverflow="overflow" vert="horz" wrap="square" lIns="33368" tIns="16684" rIns="33368" bIns="16684" numCol="1" spcCol="0" rtlCol="0" fromWordArt="0" anchor="ctr" anchorCtr="0" forceAA="0" compatLnSpc="1">
                       <a:prstTxWarp prst="textNoShape">
                         <a:avLst/>
                       </a:prstTxWarp>
@@ -96,8 +96,8 @@
                     <wps:cNvSpPr/>
                     <wps:spPr>
                       <a:xfrm>
-                        <a:off x="0" y="728267"/>
-                        <a:ext cx="872041" cy="352387"/>
+                        <a:off x="1163694" y="538747"/>
+                        <a:ext cx="645107" cy="260684"/>
                       </a:xfrm>
                       <a:prstGeom prst="rect">
                         <a:avLst/>
@@ -105,7 +105,7 @@
                       <a:solidFill>
                         <a:srgbClr val="BDD7EE"/>
                       </a:solidFill>
-                      <a:ln w="6265" cap="flat" cmpd="sng" algn="ctr">
+                      <a:ln w="4634" cap="flat" cmpd="sng" algn="ctr">
                         <a:solidFill>
                           <a:srgbClr val="2F5496"/>
                         </a:solidFill>
@@ -138,14 +138,14 @@
                           <w:r>
                             <w:rPr>
                               <w:color w:val="000000"/>
-                              <w:sz w:val="12"/>
+                              <w:sz w:val="9"/>
                             </w:rPr>
                             <w:t xml:space="preserve">Lire config</w:t>
                           </w:r>
                         </w:p>
                       </w:txbxContent>
                     </wps:txbx>
-                    <wps:bodyPr rot="0" spcFirstLastPara="0" vertOverflow="overflow" horzOverflow="overflow" vert="horz" wrap="square" lIns="45106" tIns="22553" rIns="45106" bIns="22553" numCol="1" spcCol="0" rtlCol="0" fromWordArt="0" anchor="ctr" anchorCtr="0" forceAA="0" compatLnSpc="1">
+                    <wps:bodyPr rot="0" spcFirstLastPara="0" vertOverflow="overflow" horzOverflow="overflow" vert="horz" wrap="square" lIns="33368" tIns="16684" rIns="33368" bIns="16684" numCol="1" spcCol="0" rtlCol="0" fromWordArt="0" anchor="ctr" anchorCtr="0" forceAA="0" compatLnSpc="1">
                       <a:prstTxWarp prst="textNoShape">
                         <a:avLst/>
                       </a:prstTxWarp>
@@ -153,20 +153,20 @@
                     </wps:bodyPr>
                   </wps:wsp>
                   <wps:wsp>
-                    <wps:cNvPr id="4" name="Valider" descr="Valider"/>
+                    <wps:cNvPr id="4" name="Config valide?" descr="Valider"/>
                     <wps:cNvSpPr/>
                     <wps:spPr>
                       <a:xfrm>
-                        <a:off x="1950816" y="0"/>
-                        <a:ext cx="635237" cy="352387"/>
-                      </a:xfrm>
-                      <a:prstGeom prst="rect">
+                        <a:off x="1024663" y="1077495"/>
+                        <a:ext cx="923170" cy="729916"/>
+                      </a:xfrm>
+                      <a:prstGeom prst="diamond">
                         <a:avLst/>
                       </a:prstGeom>
                       <a:solidFill>
-                        <a:srgbClr val="D9E2F3"/>
+                        <a:srgbClr val="FFE699"/>
                       </a:solidFill>
-                      <a:ln w="6265" cap="flat" cmpd="sng" algn="ctr">
+                      <a:ln w="4634" cap="flat" cmpd="sng" algn="ctr">
                         <a:solidFill>
                           <a:srgbClr val="2F5496"/>
                         </a:solidFill>
@@ -199,14 +199,14 @@
                           <w:r>
                             <w:rPr>
                               <w:color w:val="000000"/>
-                              <w:sz w:val="12"/>
+                              <w:sz w:val="9"/>
                             </w:rPr>
-                            <w:t xml:space="preserve">Valider</w:t>
+                            <w:t xml:space="preserve">Config valide?</w:t>
                           </w:r>
                         </w:p>
                       </w:txbxContent>
                     </wps:txbx>
-                    <wps:bodyPr rot="0" spcFirstLastPara="0" vertOverflow="overflow" horzOverflow="overflow" vert="horz" wrap="square" lIns="45106" tIns="22553" rIns="45106" bIns="22553" numCol="1" spcCol="0" rtlCol="0" fromWordArt="0" anchor="ctr" anchorCtr="0" forceAA="0" compatLnSpc="1">
+                    <wps:bodyPr rot="0" spcFirstLastPara="0" vertOverflow="overflow" horzOverflow="overflow" vert="horz" wrap="square" lIns="33368" tIns="16684" rIns="33368" bIns="16684" numCol="1" spcCol="0" rtlCol="0" fromWordArt="0" anchor="ctr" anchorCtr="0" forceAA="0" compatLnSpc="1">
                       <a:prstTxWarp prst="textNoShape">
                         <a:avLst/>
                       </a:prstTxWarp>
@@ -218,8 +218,8 @@
                     <wps:cNvSpPr/>
                     <wps:spPr>
                       <a:xfrm>
-                        <a:off x="2507119" y="4862945"/>
-                        <a:ext cx="804383" cy="352387"/>
+                        <a:off x="1662818" y="5144168"/>
+                        <a:ext cx="595055" cy="260684"/>
                       </a:xfrm>
                       <a:prstGeom prst="rect">
                         <a:avLst/>
@@ -227,7 +227,7 @@
                       <a:solidFill>
                         <a:srgbClr val="C6E0B4"/>
                       </a:solidFill>
-                      <a:ln w="6265" cap="flat" cmpd="sng" algn="ctr">
+                      <a:ln w="4634" cap="flat" cmpd="sng" algn="ctr">
                         <a:solidFill>
                           <a:srgbClr val="2F5496"/>
                         </a:solidFill>
@@ -260,14 +260,14 @@
                           <w:r>
                             <w:rPr>
                               <w:color w:val="000000"/>
-                              <w:sz w:val="12"/>
+                              <w:sz w:val="9"/>
                             </w:rPr>
                             <w:t xml:space="preserve">Log erreur</w:t>
                           </w:r>
                         </w:p>
                       </w:txbxContent>
                     </wps:txbx>
-                    <wps:bodyPr rot="0" spcFirstLastPara="0" vertOverflow="overflow" horzOverflow="overflow" vert="horz" wrap="square" lIns="45106" tIns="22553" rIns="45106" bIns="22553" numCol="1" spcCol="0" rtlCol="0" fromWordArt="0" anchor="ctr" anchorCtr="0" forceAA="0" compatLnSpc="1">
+                    <wps:bodyPr rot="0" spcFirstLastPara="0" vertOverflow="overflow" horzOverflow="overflow" vert="horz" wrap="square" lIns="33368" tIns="16684" rIns="33368" bIns="16684" numCol="1" spcCol="0" rtlCol="0" fromWordArt="0" anchor="ctr" anchorCtr="0" forceAA="0" compatLnSpc="1">
                       <a:prstTxWarp prst="textNoShape">
                         <a:avLst/>
                       </a:prstTxWarp>
@@ -279,8 +279,8 @@
                     <wps:cNvSpPr/>
                     <wps:spPr>
                       <a:xfrm>
-                        <a:off x="2493963" y="5591213"/>
-                        <a:ext cx="635237" cy="352387"/>
+                        <a:off x="1286042" y="5682916"/>
+                        <a:ext cx="469927" cy="260684"/>
                       </a:xfrm>
                       <a:prstGeom prst="roundRect">
                         <a:avLst/>
@@ -288,7 +288,7 @@
                       <a:solidFill>
                         <a:srgbClr val="C6E0B4"/>
                       </a:solidFill>
-                      <a:ln w="6265" cap="flat" cmpd="sng" algn="ctr">
+                      <a:ln w="4634" cap="flat" cmpd="sng" algn="ctr">
                         <a:solidFill>
                           <a:srgbClr val="2F5496"/>
                         </a:solidFill>
@@ -321,14 +321,14 @@
                           <w:r>
                             <w:rPr>
                               <w:color w:val="000000"/>
-                              <w:sz w:val="12"/>
+                              <w:sz w:val="9"/>
                             </w:rPr>
                             <w:t xml:space="preserve">Arreter</w:t>
                           </w:r>
                         </w:p>
                       </w:txbxContent>
                     </wps:txbx>
-                    <wps:bodyPr rot="0" spcFirstLastPara="0" vertOverflow="overflow" horzOverflow="overflow" vert="horz" wrap="square" lIns="45106" tIns="22553" rIns="45106" bIns="22553" numCol="1" spcCol="0" rtlCol="0" fromWordArt="0" anchor="ctr" anchorCtr="0" forceAA="0" compatLnSpc="1">
+                    <wps:bodyPr rot="0" spcFirstLastPara="0" vertOverflow="overflow" horzOverflow="overflow" vert="horz" wrap="square" lIns="33368" tIns="16684" rIns="33368" bIns="16684" numCol="1" spcCol="0" rtlCol="0" fromWordArt="0" anchor="ctr" anchorCtr="0" forceAA="0" compatLnSpc="1">
                       <a:prstTxWarp prst="textNoShape">
                         <a:avLst/>
                       </a:prstTxWarp>
@@ -340,8 +340,8 @@
                     <wps:cNvSpPr/>
                     <wps:spPr>
                       <a:xfrm>
-                        <a:off x="1153951" y="728267"/>
-                        <a:ext cx="1041187" cy="352387"/>
+                        <a:off x="259989" y="2085474"/>
+                        <a:ext cx="770235" cy="260684"/>
                       </a:xfrm>
                       <a:prstGeom prst="rect">
                         <a:avLst/>
@@ -349,7 +349,7 @@
                       <a:solidFill>
                         <a:srgbClr val="BDD7EE"/>
                       </a:solidFill>
-                      <a:ln w="6265" cap="flat" cmpd="sng" algn="ctr">
+                      <a:ln w="4634" cap="flat" cmpd="sng" algn="ctr">
                         <a:solidFill>
                           <a:srgbClr val="2F5496"/>
                         </a:solidFill>
@@ -382,14 +382,14 @@
                           <w:r>
                             <w:rPr>
                               <w:color w:val="000000"/>
-                              <w:sz w:val="12"/>
+                              <w:sz w:val="9"/>
                             </w:rPr>
                             <w:t xml:space="preserve">Connecter API</w:t>
                           </w:r>
                         </w:p>
                       </w:txbxContent>
                     </wps:txbx>
-                    <wps:bodyPr rot="0" spcFirstLastPara="0" vertOverflow="overflow" horzOverflow="overflow" vert="horz" wrap="square" lIns="45106" tIns="22553" rIns="45106" bIns="22553" numCol="1" spcCol="0" rtlCol="0" fromWordArt="0" anchor="ctr" anchorCtr="0" forceAA="0" compatLnSpc="1">
+                    <wps:bodyPr rot="0" spcFirstLastPara="0" vertOverflow="overflow" horzOverflow="overflow" vert="horz" wrap="square" lIns="33368" tIns="16684" rIns="33368" bIns="16684" numCol="1" spcCol="0" rtlCol="0" fromWordArt="0" anchor="ctr" anchorCtr="0" forceAA="0" compatLnSpc="1">
                       <a:prstTxWarp prst="textNoShape">
                         <a:avLst/>
                       </a:prstTxWarp>
@@ -401,8 +401,8 @@
                     <wps:cNvSpPr/>
                     <wps:spPr>
                       <a:xfrm>
-                        <a:off x="1289268" y="1456534"/>
-                        <a:ext cx="770554" cy="493342"/>
+                        <a:off x="360092" y="2624221"/>
+                        <a:ext cx="570029" cy="364958"/>
                       </a:xfrm>
                       <a:prstGeom prst="rect">
                         <a:avLst/>
@@ -410,7 +410,7 @@
                       <a:solidFill>
                         <a:srgbClr val="BDD7EE"/>
                       </a:solidFill>
-                      <a:ln w="6265" cap="flat" cmpd="sng" algn="ctr">
+                      <a:ln w="4634" cap="flat" cmpd="sng" algn="ctr">
                         <a:solidFill>
                           <a:srgbClr val="2F5496"/>
                         </a:solidFill>
@@ -443,14 +443,14 @@
                           <w:r>
                             <w:rPr>
                               <w:color w:val="000000"/>
-                              <w:sz w:val="12"/>
+                              <w:sz w:val="9"/>
                             </w:rPr>
                             <w:t xml:space="preserve">Recuperer donnees</w:t>
                           </w:r>
                         </w:p>
                       </w:txbxContent>
                     </wps:txbx>
-                    <wps:bodyPr rot="0" spcFirstLastPara="0" vertOverflow="overflow" horzOverflow="overflow" vert="horz" wrap="square" lIns="45106" tIns="22553" rIns="45106" bIns="22553" numCol="1" spcCol="0" rtlCol="0" fromWordArt="0" anchor="ctr" anchorCtr="0" forceAA="0" compatLnSpc="1">
+                    <wps:bodyPr rot="0" spcFirstLastPara="0" vertOverflow="overflow" horzOverflow="overflow" vert="horz" wrap="square" lIns="33368" tIns="16684" rIns="33368" bIns="16684" numCol="1" spcCol="0" rtlCol="0" fromWordArt="0" anchor="ctr" anchorCtr="0" forceAA="0" compatLnSpc="1">
                       <a:prstTxWarp prst="textNoShape">
                         <a:avLst/>
                       </a:prstTxWarp>
@@ -462,8 +462,8 @@
                     <wps:cNvSpPr/>
                     <wps:spPr>
                       <a:xfrm>
-                        <a:off x="1323097" y="2325757"/>
-                        <a:ext cx="702895" cy="352387"/>
+                        <a:off x="385117" y="3267242"/>
+                        <a:ext cx="519978" cy="260684"/>
                       </a:xfrm>
                       <a:prstGeom prst="rect">
                         <a:avLst/>
@@ -471,7 +471,7 @@
                       <a:solidFill>
                         <a:srgbClr val="BDD7EE"/>
                       </a:solidFill>
-                      <a:ln w="6265" cap="flat" cmpd="sng" algn="ctr">
+                      <a:ln w="4634" cap="flat" cmpd="sng" algn="ctr">
                         <a:solidFill>
                           <a:srgbClr val="2F5496"/>
                         </a:solidFill>
@@ -504,14 +504,14 @@
                           <w:r>
                             <w:rPr>
                               <w:color w:val="000000"/>
-                              <w:sz w:val="12"/>
+                              <w:sz w:val="9"/>
                             </w:rPr>
                             <w:t xml:space="preserve">Nettoyer</w:t>
                           </w:r>
                         </w:p>
                       </w:txbxContent>
                     </wps:txbx>
-                    <wps:bodyPr rot="0" spcFirstLastPara="0" vertOverflow="overflow" horzOverflow="overflow" vert="horz" wrap="square" lIns="45106" tIns="22553" rIns="45106" bIns="22553" numCol="1" spcCol="0" rtlCol="0" fromWordArt="0" anchor="ctr" anchorCtr="0" forceAA="0" compatLnSpc="1">
+                    <wps:bodyPr rot="0" spcFirstLastPara="0" vertOverflow="overflow" horzOverflow="overflow" vert="horz" wrap="square" lIns="33368" tIns="16684" rIns="33368" bIns="16684" numCol="1" spcCol="0" rtlCol="0" fromWordArt="0" anchor="ctr" anchorCtr="0" forceAA="0" compatLnSpc="1">
                       <a:prstTxWarp prst="textNoShape">
                         <a:avLst/>
                       </a:prstTxWarp>
@@ -523,8 +523,8 @@
                     <wps:cNvSpPr/>
                     <wps:spPr>
                       <a:xfrm>
-                        <a:off x="802503" y="3054024"/>
-                        <a:ext cx="1744082" cy="704775"/>
+                        <a:off x="0" y="3805989"/>
+                        <a:ext cx="1290213" cy="521368"/>
                       </a:xfrm>
                       <a:prstGeom prst="diamond">
                         <a:avLst/>
@@ -532,7 +532,7 @@
                       <a:solidFill>
                         <a:srgbClr val="FFE699"/>
                       </a:solidFill>
-                      <a:ln w="6265" cap="flat" cmpd="sng" algn="ctr">
+                      <a:ln w="4634" cap="flat" cmpd="sng" algn="ctr">
                         <a:solidFill>
                           <a:srgbClr val="2F5496"/>
                         </a:solidFill>
@@ -565,14 +565,14 @@
                           <w:r>
                             <w:rPr>
                               <w:color w:val="000000"/>
-                              <w:sz w:val="12"/>
+                              <w:sz w:val="9"/>
                             </w:rPr>
                             <w:t xml:space="preserve">Donnees ok?</w:t>
                           </w:r>
                         </w:p>
                       </w:txbxContent>
                     </wps:txbx>
-                    <wps:bodyPr rot="0" spcFirstLastPara="0" vertOverflow="overflow" horzOverflow="overflow" vert="horz" wrap="square" lIns="45106" tIns="22553" rIns="45106" bIns="22553" numCol="1" spcCol="0" rtlCol="0" fromWordArt="0" anchor="ctr" anchorCtr="0" forceAA="0" compatLnSpc="1">
+                    <wps:bodyPr rot="0" spcFirstLastPara="0" vertOverflow="overflow" horzOverflow="overflow" vert="horz" wrap="square" lIns="33368" tIns="16684" rIns="33368" bIns="16684" numCol="1" spcCol="0" rtlCol="0" fromWordArt="0" anchor="ctr" anchorCtr="0" forceAA="0" compatLnSpc="1">
                       <a:prstTxWarp prst="textNoShape">
                         <a:avLst/>
                       </a:prstTxWarp>
@@ -584,8 +584,8 @@
                     <wps:cNvSpPr/>
                     <wps:spPr>
                       <a:xfrm>
-                        <a:off x="283789" y="4134678"/>
-                        <a:ext cx="702895" cy="352387"/>
+                        <a:off x="18074" y="4605421"/>
+                        <a:ext cx="519978" cy="260684"/>
                       </a:xfrm>
                       <a:prstGeom prst="rect">
                         <a:avLst/>
@@ -593,7 +593,7 @@
                       <a:solidFill>
                         <a:srgbClr val="BDD7EE"/>
                       </a:solidFill>
-                      <a:ln w="6265" cap="flat" cmpd="sng" algn="ctr">
+                      <a:ln w="4634" cap="flat" cmpd="sng" algn="ctr">
                         <a:solidFill>
                           <a:srgbClr val="2F5496"/>
                         </a:solidFill>
@@ -626,14 +626,14 @@
                           <w:r>
                             <w:rPr>
                               <w:color w:val="000000"/>
-                              <w:sz w:val="12"/>
+                              <w:sz w:val="9"/>
                             </w:rPr>
                             <w:t xml:space="preserve">Retenter</w:t>
                           </w:r>
                         </w:p>
                       </w:txbxContent>
                     </wps:txbx>
-                    <wps:bodyPr rot="0" spcFirstLastPara="0" vertOverflow="overflow" horzOverflow="overflow" vert="horz" wrap="square" lIns="45106" tIns="22553" rIns="45106" bIns="22553" numCol="1" spcCol="0" rtlCol="0" fromWordArt="0" anchor="ctr" anchorCtr="0" forceAA="0" compatLnSpc="1">
+                    <wps:bodyPr rot="0" spcFirstLastPara="0" vertOverflow="overflow" horzOverflow="overflow" vert="horz" wrap="square" lIns="33368" tIns="16684" rIns="33368" bIns="16684" numCol="1" spcCol="0" rtlCol="0" fromWordArt="0" anchor="ctr" anchorCtr="0" forceAA="0" compatLnSpc="1">
                       <a:prstTxWarp prst="textNoShape">
                         <a:avLst/>
                       </a:prstTxWarp>
@@ -645,8 +645,8 @@
                     <wps:cNvSpPr/>
                     <wps:spPr>
                       <a:xfrm>
-                        <a:off x="1268594" y="4134678"/>
-                        <a:ext cx="905870" cy="352387"/>
+                        <a:off x="746600" y="4605421"/>
+                        <a:ext cx="670132" cy="260684"/>
                       </a:xfrm>
                       <a:prstGeom prst="rect">
                         <a:avLst/>
@@ -654,7 +654,7 @@
                       <a:solidFill>
                         <a:srgbClr val="BDD7EE"/>
                       </a:solidFill>
-                      <a:ln w="6265" cap="flat" cmpd="sng" algn="ctr">
+                      <a:ln w="4634" cap="flat" cmpd="sng" algn="ctr">
                         <a:solidFill>
                           <a:srgbClr val="2F5496"/>
                         </a:solidFill>
@@ -687,14 +687,14 @@
                           <w:r>
                             <w:rPr>
                               <w:color w:val="000000"/>
-                              <w:sz w:val="12"/>
+                              <w:sz w:val="9"/>
                             </w:rPr>
                             <w:t xml:space="preserve">Sauvegarder</w:t>
                           </w:r>
                         </w:p>
                       </w:txbxContent>
                     </wps:txbx>
-                    <wps:bodyPr rot="0" spcFirstLastPara="0" vertOverflow="overflow" horzOverflow="overflow" vert="horz" wrap="square" lIns="45106" tIns="22553" rIns="45106" bIns="22553" numCol="1" spcCol="0" rtlCol="0" fromWordArt="0" anchor="ctr" anchorCtr="0" forceAA="0" compatLnSpc="1">
+                    <wps:bodyPr rot="0" spcFirstLastPara="0" vertOverflow="overflow" horzOverflow="overflow" vert="horz" wrap="square" lIns="33368" tIns="16684" rIns="33368" bIns="16684" numCol="1" spcCol="0" rtlCol="0" fromWordArt="0" anchor="ctr" anchorCtr="0" forceAA="0" compatLnSpc="1">
                       <a:prstTxWarp prst="textNoShape">
                         <a:avLst/>
                       </a:prstTxWarp>
@@ -706,8 +706,8 @@
                     <wps:cNvSpPr/>
                     <wps:spPr>
                       <a:xfrm>
-                        <a:off x="1217851" y="4862945"/>
-                        <a:ext cx="1007358" cy="352387"/>
+                        <a:off x="709061" y="5144168"/>
+                        <a:ext cx="745209" cy="260684"/>
                       </a:xfrm>
                       <a:prstGeom prst="rect">
                         <a:avLst/>
@@ -715,7 +715,7 @@
                       <a:solidFill>
                         <a:srgbClr val="BDD7EE"/>
                       </a:solidFill>
-                      <a:ln w="6265" cap="flat" cmpd="sng" algn="ctr">
+                      <a:ln w="4634" cap="flat" cmpd="sng" algn="ctr">
                         <a:solidFill>
                           <a:srgbClr val="2F5496"/>
                         </a:solidFill>
@@ -748,14 +748,14 @@
                           <w:r>
                             <w:rPr>
                               <w:color w:val="000000"/>
-                              <w:sz w:val="12"/>
+                              <w:sz w:val="9"/>
                             </w:rPr>
                             <w:t xml:space="preserve">Notifier user</w:t>
                           </w:r>
                         </w:p>
                       </w:txbxContent>
                     </wps:txbx>
-                    <wps:bodyPr rot="0" spcFirstLastPara="0" vertOverflow="overflow" horzOverflow="overflow" vert="horz" wrap="square" lIns="45106" tIns="22553" rIns="45106" bIns="22553" numCol="1" spcCol="0" rtlCol="0" fromWordArt="0" anchor="ctr" anchorCtr="0" forceAA="0" compatLnSpc="1">
+                    <wps:bodyPr rot="0" spcFirstLastPara="0" vertOverflow="overflow" horzOverflow="overflow" vert="horz" wrap="square" lIns="33368" tIns="16684" rIns="33368" bIns="16684" numCol="1" spcCol="0" rtlCol="0" fromWordArt="0" anchor="ctr" anchorCtr="0" forceAA="0" compatLnSpc="1">
                       <a:prstTxWarp prst="textNoShape">
                         <a:avLst/>
                       </a:prstTxWarp>
@@ -770,13 +770,13 @@
                     </wps:cNvCnPr>
                     <wps:spPr>
                       <a:xfrm>
-                        <a:off x="436021" y="352387"/>
-                        <a:ext cx="0" cy="375880"/>
+                        <a:off x="1486248" y="260684"/>
+                        <a:ext cx="0" cy="278063"/>
                       </a:xfrm>
                       <a:prstGeom prst="line">
                         <a:avLst/>
                       </a:prstGeom>
-                      <a:ln w="6265" cap="flat" cmpd="sng" algn="ctr">
+                      <a:ln w="4634" cap="flat" cmpd="sng" algn="ctr">
                         <a:solidFill>
                           <a:srgbClr val="2F5496"/>
                         </a:solidFill>
@@ -801,20 +801,20 @@
                     <wps:bodyPr/>
                   </wps:wsp>
                   <wps:wsp>
-                    <wps:cNvPr id="15" name="Valider--Erreur"/>
+                    <wps:cNvPr id="15" name="Lire--Valider"/>
                     <wps:cNvCnPr>
-                      <a:stCxn id="4" idx="2"/>
-                      <a:endCxn id="5" idx="0"/>
+                      <a:stCxn id="3" idx="2"/>
+                      <a:endCxn id="4" idx="0"/>
                     </wps:cNvCnPr>
                     <wps:spPr>
                       <a:xfrm>
-                        <a:off x="2268435" y="352387"/>
-                        <a:ext cx="640875" cy="4510558"/>
+                        <a:off x="1486248" y="799432"/>
+                        <a:ext cx="0" cy="278063"/>
                       </a:xfrm>
                       <a:prstGeom prst="line">
                         <a:avLst/>
                       </a:prstGeom>
-                      <a:ln w="6265" cap="flat" cmpd="sng" algn="ctr">
+                      <a:ln w="4634" cap="flat" cmpd="sng" algn="ctr">
                         <a:solidFill>
                           <a:srgbClr val="2F5496"/>
                         </a:solidFill>
@@ -839,12 +839,50 @@
                     <wps:bodyPr/>
                   </wps:wsp>
                   <wps:wsp>
-                    <wps:cNvPr id="16" name="EdgeLabel"/>
+                    <wps:cNvPr id="16" name="Valider--Erreur"/>
+                    <wps:cNvCnPr>
+                      <a:stCxn id="4" idx="2"/>
+                      <a:endCxn id="5" idx="0"/>
+                    </wps:cNvCnPr>
+                    <wps:spPr>
+                      <a:xfrm>
+                        <a:off x="1486248" y="1807411"/>
+                        <a:ext cx="474097" cy="3336757"/>
+                      </a:xfrm>
+                      <a:prstGeom prst="line">
+                        <a:avLst/>
+                      </a:prstGeom>
+                      <a:ln w="4634" cap="flat" cmpd="sng" algn="ctr">
+                        <a:solidFill>
+                          <a:srgbClr val="2F5496"/>
+                        </a:solidFill>
+                        <a:prstDash val="solid"/>
+                        <a:tailEnd type="triangle" w="med" len="med"/>
+                      </a:ln>
+                    </wps:spPr>
+                    <wps:style>
+                      <a:lnRef idx="2">
+                        <a:schemeClr val="accent1"/>
+                      </a:lnRef>
+                      <a:fillRef idx="0">
+                        <a:schemeClr val="accent1"/>
+                      </a:fillRef>
+                      <a:effectRef idx="1">
+                        <a:schemeClr val="accent1"/>
+                      </a:effectRef>
+                      <a:fontRef idx="minor">
+                        <a:schemeClr val="tx1"/>
+                      </a:fontRef>
+                    </wps:style>
+                    <wps:bodyPr/>
+                  </wps:wsp>
+                  <wps:wsp>
+                    <wps:cNvPr id="17" name="EdgeLabel"/>
                     <wps:cNvSpPr txBox="1"/>
                     <wps:spPr>
                       <a:xfrm>
-                        <a:off x="2470094" y="2551284"/>
-                        <a:ext cx="237556" cy="112764"/>
+                        <a:off x="1635428" y="3434080"/>
+                        <a:ext cx="175736" cy="83419"/>
                       </a:xfrm>
                       <a:prstGeom prst="rect">
                         <a:avLst/>
@@ -866,32 +904,32 @@
                           <w:r>
                             <w:rPr>
                               <w:color w:val="000000"/>
-                              <w:sz w:val="8"/>
+                              <w:sz w:val="6"/>
                             </w:rPr>
                             <w:t xml:space="preserve">non</w:t>
                           </w:r>
                         </w:p>
                       </w:txbxContent>
                     </wps:txbx>
-                    <wps:bodyPr rot="0" vert="horz" wrap="none" lIns="18794" tIns="0" rIns="18794" bIns="0" anchor="ctr" anchorCtr="1">
+                    <wps:bodyPr rot="0" vert="horz" wrap="none" lIns="13903" tIns="0" rIns="13903" bIns="0" anchor="ctr" anchorCtr="1">
                       <a:noAutofit/>
                     </wps:bodyPr>
                   </wps:wsp>
                   <wps:wsp>
-                    <wps:cNvPr id="17" name="Erreur--Stop"/>
+                    <wps:cNvPr id="18" name="Erreur--Stop"/>
                     <wps:cNvCnPr>
                       <a:stCxn id="5" idx="2"/>
                       <a:endCxn id="6" idx="0"/>
                     </wps:cNvCnPr>
                     <wps:spPr>
                       <a:xfrm flipH="1">
-                        <a:off x="2811581" y="5215333"/>
-                        <a:ext cx="97729" cy="375880"/>
+                        <a:off x="1521005" y="5404853"/>
+                        <a:ext cx="439340" cy="278063"/>
                       </a:xfrm>
                       <a:prstGeom prst="line">
                         <a:avLst/>
                       </a:prstGeom>
-                      <a:ln w="6265" cap="flat" cmpd="sng" algn="ctr">
+                      <a:ln w="4634" cap="flat" cmpd="sng" algn="ctr">
                         <a:solidFill>
                           <a:srgbClr val="2F5496"/>
                         </a:solidFill>
@@ -916,20 +954,20 @@
                     <wps:bodyPr/>
                   </wps:wsp>
                   <wps:wsp>
-                    <wps:cNvPr id="18" name="Valider--Connect"/>
+                    <wps:cNvPr id="19" name="Valider--Connect"/>
                     <wps:cNvCnPr>
-                      <a:stCxn id="4" idx="2"/>
-                      <a:endCxn id="7" idx="0"/>
+                      <a:stCxn id="4" idx="1"/>
+                      <a:endCxn id="7" idx="3"/>
                     </wps:cNvCnPr>
                     <wps:spPr>
-                      <a:xfrm flipH="1">
-                        <a:off x="1674545" y="352387"/>
-                        <a:ext cx="593890" cy="375880"/>
+                      <a:xfrm>
+                        <a:off x="1024663" y="1442453"/>
+                        <a:ext cx="5561" cy="773363"/>
                       </a:xfrm>
                       <a:prstGeom prst="line">
                         <a:avLst/>
                       </a:prstGeom>
-                      <a:ln w="6265" cap="flat" cmpd="sng" algn="ctr">
+                      <a:ln w="4634" cap="flat" cmpd="sng" algn="ctr">
                         <a:solidFill>
                           <a:srgbClr val="2F5496"/>
                         </a:solidFill>
@@ -954,12 +992,12 @@
                     <wps:bodyPr/>
                   </wps:wsp>
                   <wps:wsp>
-                    <wps:cNvPr id="19" name="EdgeLabel"/>
+                    <wps:cNvPr id="20" name="EdgeLabel"/>
                     <wps:cNvSpPr txBox="1"/>
                     <wps:spPr>
                       <a:xfrm>
-                        <a:off x="1852712" y="483945"/>
-                        <a:ext cx="237556" cy="112764"/>
+                        <a:off x="939575" y="1787425"/>
+                        <a:ext cx="175736" cy="83419"/>
                       </a:xfrm>
                       <a:prstGeom prst="rect">
                         <a:avLst/>
@@ -981,32 +1019,32 @@
                           <w:r>
                             <w:rPr>
                               <w:color w:val="000000"/>
-                              <w:sz w:val="8"/>
+                              <w:sz w:val="6"/>
                             </w:rPr>
                             <w:t xml:space="preserve">oui</w:t>
                           </w:r>
                         </w:p>
                       </w:txbxContent>
                     </wps:txbx>
-                    <wps:bodyPr rot="0" vert="horz" wrap="none" lIns="18794" tIns="0" rIns="18794" bIns="0" anchor="ctr" anchorCtr="1">
+                    <wps:bodyPr rot="0" vert="horz" wrap="none" lIns="13903" tIns="0" rIns="13903" bIns="0" anchor="ctr" anchorCtr="1">
                       <a:noAutofit/>
                     </wps:bodyPr>
                   </wps:wsp>
                   <wps:wsp>
-                    <wps:cNvPr id="20" name="Connect--Fetch"/>
+                    <wps:cNvPr id="21" name="Connect--Fetch"/>
                     <wps:cNvCnPr>
                       <a:stCxn id="7" idx="2"/>
                       <a:endCxn id="8" idx="0"/>
                     </wps:cNvCnPr>
                     <wps:spPr>
                       <a:xfrm>
-                        <a:off x="1674545" y="1080655"/>
-                        <a:ext cx="0" cy="375879"/>
+                        <a:off x="645107" y="2346158"/>
+                        <a:ext cx="0" cy="278063"/>
                       </a:xfrm>
                       <a:prstGeom prst="line">
                         <a:avLst/>
                       </a:prstGeom>
-                      <a:ln w="6265" cap="flat" cmpd="sng" algn="ctr">
+                      <a:ln w="4634" cap="flat" cmpd="sng" algn="ctr">
                         <a:solidFill>
                           <a:srgbClr val="2F5496"/>
                         </a:solidFill>
@@ -1031,20 +1069,20 @@
                     <wps:bodyPr/>
                   </wps:wsp>
                   <wps:wsp>
-                    <wps:cNvPr id="21" name="Fetch--Clean"/>
+                    <wps:cNvPr id="22" name="Fetch--Clean"/>
                     <wps:cNvCnPr>
                       <a:stCxn id="8" idx="2"/>
                       <a:endCxn id="9" idx="0"/>
                     </wps:cNvCnPr>
                     <wps:spPr>
                       <a:xfrm>
-                        <a:off x="1674545" y="1949877"/>
-                        <a:ext cx="0" cy="375880"/>
+                        <a:off x="645107" y="2989179"/>
+                        <a:ext cx="0" cy="278063"/>
                       </a:xfrm>
                       <a:prstGeom prst="line">
                         <a:avLst/>
                       </a:prstGeom>
-                      <a:ln w="6265" cap="flat" cmpd="sng" algn="ctr">
+                      <a:ln w="4634" cap="flat" cmpd="sng" algn="ctr">
                         <a:solidFill>
                           <a:srgbClr val="2F5496"/>
                         </a:solidFill>
@@ -1069,20 +1107,20 @@
                     <wps:bodyPr/>
                   </wps:wsp>
                   <wps:wsp>
-                    <wps:cNvPr id="22" name="Clean--Check"/>
+                    <wps:cNvPr id="23" name="Clean--Check"/>
                     <wps:cNvCnPr>
                       <a:stCxn id="9" idx="2"/>
                       <a:endCxn id="10" idx="0"/>
                     </wps:cNvCnPr>
                     <wps:spPr>
                       <a:xfrm>
-                        <a:off x="1674545" y="2678144"/>
-                        <a:ext cx="0" cy="375880"/>
+                        <a:off x="645107" y="3527926"/>
+                        <a:ext cx="0" cy="278063"/>
                       </a:xfrm>
                       <a:prstGeom prst="line">
                         <a:avLst/>
                       </a:prstGeom>
-                      <a:ln w="6265" cap="flat" cmpd="sng" algn="ctr">
+                      <a:ln w="4634" cap="flat" cmpd="sng" algn="ctr">
                         <a:solidFill>
                           <a:srgbClr val="2F5496"/>
                         </a:solidFill>
@@ -1107,20 +1145,20 @@
                     <wps:bodyPr/>
                   </wps:wsp>
                   <wps:wsp>
-                    <wps:cNvPr id="23" name="Check--Retry"/>
+                    <wps:cNvPr id="24" name="Check--Retry"/>
                     <wps:cNvCnPr>
-                      <a:stCxn id="10" idx="1"/>
-                      <a:endCxn id="11" idx="3"/>
+                      <a:stCxn id="10" idx="2"/>
+                      <a:endCxn id="11" idx="0"/>
                     </wps:cNvCnPr>
                     <wps:spPr>
-                      <a:xfrm>
-                        <a:off x="802503" y="3406411"/>
-                        <a:ext cx="184182" cy="904461"/>
+                      <a:xfrm flipH="1">
+                        <a:off x="278063" y="4327358"/>
+                        <a:ext cx="367044" cy="278063"/>
                       </a:xfrm>
                       <a:prstGeom prst="line">
                         <a:avLst/>
                       </a:prstGeom>
-                      <a:ln w="6265" cap="flat" cmpd="sng" algn="ctr">
+                      <a:ln w="4634" cap="flat" cmpd="sng" algn="ctr">
                         <a:solidFill>
                           <a:srgbClr val="2F5496"/>
                         </a:solidFill>
@@ -1145,12 +1183,12 @@
                     <wps:bodyPr/>
                   </wps:wsp>
                   <wps:wsp>
-                    <wps:cNvPr id="24" name="EdgeLabel"/>
+                    <wps:cNvPr id="25" name="EdgeLabel"/>
                     <wps:cNvSpPr txBox="1"/>
                     <wps:spPr>
                       <a:xfrm>
-                        <a:off x="775816" y="3802260"/>
-                        <a:ext cx="237556" cy="112764"/>
+                        <a:off x="373717" y="4424680"/>
+                        <a:ext cx="175736" cy="83419"/>
                       </a:xfrm>
                       <a:prstGeom prst="rect">
                         <a:avLst/>
@@ -1172,32 +1210,32 @@
                           <w:r>
                             <w:rPr>
                               <w:color w:val="000000"/>
-                              <w:sz w:val="8"/>
+                              <w:sz w:val="6"/>
                             </w:rPr>
                             <w:t xml:space="preserve">non</w:t>
                           </w:r>
                         </w:p>
                       </w:txbxContent>
                     </wps:txbx>
-                    <wps:bodyPr rot="0" vert="horz" wrap="none" lIns="18794" tIns="0" rIns="18794" bIns="0" anchor="ctr" anchorCtr="1">
+                    <wps:bodyPr rot="0" vert="horz" wrap="none" lIns="13903" tIns="0" rIns="13903" bIns="0" anchor="ctr" anchorCtr="1">
                       <a:noAutofit/>
                     </wps:bodyPr>
                   </wps:wsp>
                   <wps:wsp>
-                    <wps:cNvPr id="25" name="Retry--Check"/>
+                    <wps:cNvPr id="26" name="Retry--Check"/>
                     <wps:cNvCnPr>
-                      <a:stCxn id="11" idx="3"/>
-                      <a:endCxn id="10" idx="1"/>
+                      <a:stCxn id="11" idx="0"/>
+                      <a:endCxn id="10" idx="2"/>
                     </wps:cNvCnPr>
                     <wps:spPr>
-                      <a:xfrm flipH="1" flipV="1">
-                        <a:off x="802503" y="3406411"/>
-                        <a:ext cx="184182" cy="904461"/>
+                      <a:xfrm flipV="1">
+                        <a:off x="278063" y="4327358"/>
+                        <a:ext cx="367044" cy="278063"/>
                       </a:xfrm>
                       <a:prstGeom prst="line">
                         <a:avLst/>
                       </a:prstGeom>
-                      <a:ln w="6265" cap="flat" cmpd="sng" algn="ctr">
+                      <a:ln w="4634" cap="flat" cmpd="sng" algn="ctr">
                         <a:solidFill>
                           <a:srgbClr val="2F5496"/>
                         </a:solidFill>
@@ -1222,20 +1260,20 @@
                     <wps:bodyPr/>
                   </wps:wsp>
                   <wps:wsp>
-                    <wps:cNvPr id="26" name="Check--Save"/>
+                    <wps:cNvPr id="27" name="Check--Save"/>
                     <wps:cNvCnPr>
                       <a:stCxn id="10" idx="2"/>
                       <a:endCxn id="12" idx="0"/>
                     </wps:cNvCnPr>
                     <wps:spPr>
                       <a:xfrm>
-                        <a:off x="1674545" y="3758798"/>
-                        <a:ext cx="46985" cy="375880"/>
+                        <a:off x="645107" y="4327358"/>
+                        <a:ext cx="436559" cy="278063"/>
                       </a:xfrm>
                       <a:prstGeom prst="line">
                         <a:avLst/>
                       </a:prstGeom>
-                      <a:ln w="6265" cap="flat" cmpd="sng" algn="ctr">
+                      <a:ln w="4634" cap="flat" cmpd="sng" algn="ctr">
                         <a:solidFill>
                           <a:srgbClr val="2F5496"/>
                         </a:solidFill>
@@ -1260,12 +1298,12 @@
                     <wps:bodyPr/>
                   </wps:wsp>
                   <wps:wsp>
-                    <wps:cNvPr id="27" name="EdgeLabel"/>
+                    <wps:cNvPr id="28" name="EdgeLabel"/>
                     <wps:cNvSpPr txBox="1"/>
                     <wps:spPr>
                       <a:xfrm>
-                        <a:off x="1579259" y="3890356"/>
-                        <a:ext cx="237556" cy="112764"/>
+                        <a:off x="775518" y="4424680"/>
+                        <a:ext cx="175736" cy="83419"/>
                       </a:xfrm>
                       <a:prstGeom prst="rect">
                         <a:avLst/>
@@ -1287,32 +1325,32 @@
                           <w:r>
                             <w:rPr>
                               <w:color w:val="000000"/>
-                              <w:sz w:val="8"/>
+                              <w:sz w:val="6"/>
                             </w:rPr>
                             <w:t xml:space="preserve">oui</w:t>
                           </w:r>
                         </w:p>
                       </w:txbxContent>
                     </wps:txbx>
-                    <wps:bodyPr rot="0" vert="horz" wrap="none" lIns="18794" tIns="0" rIns="18794" bIns="0" anchor="ctr" anchorCtr="1">
+                    <wps:bodyPr rot="0" vert="horz" wrap="none" lIns="13903" tIns="0" rIns="13903" bIns="0" anchor="ctr" anchorCtr="1">
                       <a:noAutofit/>
                     </wps:bodyPr>
                   </wps:wsp>
                   <wps:wsp>
-                    <wps:cNvPr id="28" name="Save--Notify"/>
+                    <wps:cNvPr id="29" name="Save--Notify"/>
                     <wps:cNvCnPr>
                       <a:stCxn id="12" idx="2"/>
                       <a:endCxn id="13" idx="0"/>
                     </wps:cNvCnPr>
                     <wps:spPr>
                       <a:xfrm>
-                        <a:off x="1721530" y="4487066"/>
-                        <a:ext cx="0" cy="375879"/>
+                        <a:off x="1081666" y="4866105"/>
+                        <a:ext cx="0" cy="278063"/>
                       </a:xfrm>
                       <a:prstGeom prst="line">
                         <a:avLst/>
                       </a:prstGeom>
-                      <a:ln w="6265" cap="flat" cmpd="sng" algn="ctr">
+                      <a:ln w="4634" cap="flat" cmpd="sng" algn="ctr">
                         <a:solidFill>
                           <a:srgbClr val="2F5496"/>
                         </a:solidFill>
@@ -1337,20 +1375,20 @@
                     <wps:bodyPr/>
                   </wps:wsp>
                   <wps:wsp>
-                    <wps:cNvPr id="29" name="Notify--Stop"/>
+                    <wps:cNvPr id="30" name="Notify--Stop"/>
                     <wps:cNvCnPr>
-                      <a:stCxn id="13" idx="3"/>
-                      <a:endCxn id="6" idx="1"/>
+                      <a:stCxn id="13" idx="2"/>
+                      <a:endCxn id="6" idx="0"/>
                     </wps:cNvCnPr>
                     <wps:spPr>
                       <a:xfrm>
-                        <a:off x="2225209" y="5039139"/>
-                        <a:ext cx="268754" cy="728267"/>
+                        <a:off x="1081666" y="5404853"/>
+                        <a:ext cx="439339" cy="278063"/>
                       </a:xfrm>
                       <a:prstGeom prst="line">
                         <a:avLst/>
                       </a:prstGeom>
-                      <a:ln w="6265" cap="flat" cmpd="sng" algn="ctr">
+                      <a:ln w="4634" cap="flat" cmpd="sng" algn="ctr">
                         <a:solidFill>
                           <a:srgbClr val="2F5496"/>
                         </a:solidFill>
@@ -1379,19 +1417,6 @@
             </a:graphic>
           </wp:inline>
         </w:drawing>
-      </w:r>
-    </w:p>
-    <w:p xmlns:w="http://schemas.openxmlformats.org/wordprocessingml/2006/main">
-      <w:pPr>
-        <w:spacing w:before="0" w:after="120"/>
-      </w:pPr>
-      <w:r>
-        <w:rPr>
-          <w:i/>
-          <w:color w:val="808080"/>
-          <w:sz w:val="18"/>
-        </w:rPr>
-        <w:t xml:space="preserve">Native shapes used (diagram has multiple disconnected parts — not supported by SmartArt export).</w:t>
       </w:r>
     </w:p>
     <w:bookmarkEnd w:id="20"/>
